--- a/reports/r0288.docx
+++ b/reports/r0288.docx
@@ -45,7 +45,7 @@
           <w:color w:val="000000"/>
           <w:sz w:val="21"/>
         </w:rPr>
-        <w:t>■ 黔西南布依族苗族自治州经济总量列贵州省第七位，人均GDP约—万元、人均经济实力居省内中游，经济增速由3.06%回升至5.10%、动能边际改善；固定资产投资连续负增长（最新-7.85%），经济动能仍有待修复。【待补充：黔西南布依族苗族自治州的行政与战略定位、支柱产业及龙头企业（数据库未覆盖，需人工补充）】</w:t>
+        <w:t>■ 黔西南布依族苗族自治州作为贵州省下辖的民族自治地区，经济总量列贵州省第七位，人均经济实力居省内中游，经济增速由3.06%回升至5.10%、动能边际改善；固定资产投资连续负增长（最新-7.85%），经济动能仍有待修复。</w:t>
       </w:r>
     </w:p>
     <w:p>
@@ -75,7 +75,7 @@
           <w:color w:val="000000"/>
           <w:sz w:val="21"/>
         </w:rPr>
-        <w:t>产业结构方面，2025年黔西南布依族苗族自治州三次产业结构为19:27.3:53.7。【待补充：支柱产业、主要龙头企业、对外贸易等定性描述（数据库未覆盖）】</w:t>
+        <w:t>产业结构方面，2025年黔西南布依族苗族自治州三次产业结构为19:27.3:53.7，第三产业占主导、服务业是经济主体，农业基础较好。</w:t>
       </w:r>
     </w:p>
     <w:p>
